--- a/backend/data/corpus/DOC-20250320-177.docx
+++ b/backend/data/corpus/DOC-20250320-177.docx
@@ -31,7 +31,7 @@
           <w:b/>
           <w:sz w:val="21"/>
         </w:rPr>
-        <w:t>HCP: Jaromir Grierson, MD, Saltmarsh Neurological Care Center, Allentown, PA (RSM)</w:t>
+        <w:t>HCP: Ulrike Wetherby, MD, Juniper Flats Neurology Partners, Fayetteville, NC (RSM)</w:t>
       </w:r>
     </w:p>
     <w:p>
@@ -46,7 +46,7 @@
         <w:rPr>
           <w:sz w:val="21"/>
         </w:rPr>
-        <w:t>Described how long-standing patients is triaged now compared with before.</w:t>
+        <w:t>Spent some time on the refractory group and how workup decisions get sequenced.</w:t>
       </w:r>
     </w:p>
     <w:p>
@@ -61,7 +61,7 @@
         <w:rPr>
           <w:sz w:val="21"/>
         </w:rPr>
-        <w:t>Asked whether I would be at the meeting later this year.</w:t>
+        <w:t>Onboarding two medical assistants is the current preoccupation here.</w:t>
       </w:r>
     </w:p>
     <w:p>
@@ -76,7 +76,22 @@
         <w:rPr>
           <w:sz w:val="21"/>
         </w:rPr>
-        <w:t>Talked through the surgical workup list in general terms, without any specific case.</w:t>
+        <w:t>Benefit verification is the step that most often delays a start here.</w:t>
+      </w:r>
+    </w:p>
+    <w:p>
+      <w:r>
+        <w:rPr>
+          <w:sz w:val="21"/>
+        </w:rPr>
+      </w:r>
+    </w:p>
+    <w:p>
+      <w:r>
+        <w:rPr>
+          <w:sz w:val="21"/>
+        </w:rPr>
+        <w:t>The travel schedule this year came up, and little else.</w:t>
       </w:r>
     </w:p>
     <w:sectPr>
